--- a/companies/calderwood-partners/Engagements/Walker-Murray/2022.05.17 - Kickoff Memo - Margin Recovery Program.docx
+++ b/companies/calderwood-partners/Engagements/Walker-Murray/2022.05.17 - Kickoff Memo - Margin Recovery Program.docx
@@ -4,21 +4,26 @@
   <w:body>
     <w:p>
       <w:r>
-        <w:t>To: Jason Torres, James Green</w:t>
+        <w:t>To: The Walker-Murray engagement team</w:t>
         <w:br/>
         <w:t>From: Melissa Casey</w:t>
         <w:br/>
-        <w:t>Re: Walker-Murray margin recovery program, kickoff and workplan</w:t>
+        <w:t>Re: Kickoff, Margin Recovery Program for Walker-Murray</w:t>
       </w:r>
     </w:p>
     <w:p>
       <w:r>
-        <w:t>We are underway on the margin recovery program for Walker-Murray, which begins May 14, 2022. This memo records what we are setting out to do and how the first weeks are organized, so that the three of us are working from the same plan rather than assembling it piece by piece as we go. The objective is plain to state: find where the company is losing margin, size each source against its own figures, and give the client an ordered set of actions to recover it. There are three places to look, and the work is organized around them: pricing, the cost of delivery, and the mix of products and customers.</w:t>
+        <w:t>This memo records what we agreed at kickoff and how the first weeks of the program are meant to run, so that everyone works from the same plan. The engagement began on May 14, 2022 and is directed at a single objective, which is to find where Walker-Murray is losing margin between revenue and retained profit and to recover a meaningful part of it. Our primary contact on the client side is James Keller, Director of Operations, who will open doors for us and to whom our formal data requests should ultimately be addressed.</w:t>
       </w:r>
     </w:p>
     <w:p>
       <w:r>
-        <w:t>Two principles hold across all of it. We build from the client's own numbers and charts, so that every figure we later show can be traced to one their finance team already recognizes, and nothing goes to the client as a finding until the diagnosis behind it holds up. Jason Torres carries the client relationship and the framing; the analysis underneath is ours to get right first.</w:t>
+        <w:t>The engagement covers the operating model, the cost base, and the commercial terms, and stops there. It does not cover the running of the company, which stays with the client, and it does not extend to legal, tax, or accounting advice; where our analysis brushes against those areas we note the point and hand it to the client's own advisers rather than answer it ourselves.</w:t>
+      </w:r>
+    </w:p>
+    <w:p>
+      <w:r>
+        <w:t>Two points of method carry across every line of work. Every number we put in front of the client has to trace back to a source in the file, so that a conclusion can be followed rather than taken on trust. And any engagement we describe outside this team is a representative example of the firm's book and not its whole, so nothing we write should imply that Walker-Murray is the only work of its kind we do.</w:t>
       </w:r>
     </w:p>
     <w:p>
@@ -26,7 +31,7 @@
         <w:pStyle w:val="Heading2"/>
       </w:pPr>
       <w:r>
-        <w:t>Streams of work</w:t>
+        <w:t>The Lines of Work</w:t>
       </w:r>
     </w:p>
     <w:p>
@@ -34,7 +39,7 @@
         <w:pStyle w:val="ListBullet"/>
       </w:pPr>
       <w:r>
-        <w:t>Pricing. Realized prices against list, the discipline of discounting, and the terms on which the largest accounts are served. James Green owns the pull of the transaction data; I will assemble the pricing and market reference points that put it in context, so the pattern is read against something and not in isolation.</w:t>
+        <w:t>Operating-model baseline: James Green will map how the business runs today and stand up the cost and margin model the rest of the work will draw on, annotating each input so that a figure can be traced to its source.</w:t>
       </w:r>
     </w:p>
     <w:p>
@@ -42,7 +47,7 @@
         <w:pStyle w:val="ListBullet"/>
       </w:pPr>
       <w:r>
-        <w:t>Cost baseline. What the company spends to deliver its work, by product line and by function, reconciled to the management accounts. James Green leads this and runs the exchange with the client's finance staff, and every line ties back to the accounts before we allocate anything against it.</w:t>
+        <w:t>Cost and commercial analysis: the team will work the cost base and the commercial terms in parallel, testing where the margin gap is broad across the business and where it is concentrated in a few products or accounts.</w:t>
       </w:r>
     </w:p>
     <w:p>
@@ -50,7 +55,7 @@
         <w:pStyle w:val="ListBullet"/>
       </w:pPr>
       <w:r>
-        <w:t>Profitability mix. Margin by product and by customer, so the lines and accounts that earn their keep can be told from those that do not. I will draft the first cut once the cost baseline is stable enough to allocate against, and we will hold any low-margin accounts that may be strategic for a separate look rather than folding them in.</w:t>
+        <w:t>Client interface and framing: Jason Torres will hold the relationship with the client and set how each finding is presented, so that what reaches the executive level is the decision at hand rather than the working behind it.</w:t>
       </w:r>
     </w:p>
     <w:p>
@@ -58,23 +63,7 @@
         <w:pStyle w:val="ListBullet"/>
       </w:pPr>
       <w:r>
-        <w:t>Initiative design. As the findings firm up, Jason Torres will shape them into a ranked set of recovery initiatives, each with an expected benefit and the effort it takes to land. Nothing here reaches the client until the diagnosis supports it.</w:t>
-      </w:r>
-    </w:p>
-    <w:p>
-      <w:pPr>
-        <w:pStyle w:val="ListBullet"/>
-      </w:pPr>
-      <w:r>
-        <w:t>Client coordination. James Keller is the company's point of contact. Requests for data and access go through his office, and we keep one running list of what has been asked and what has arrived instead of sending one-off notes that are hard to track.</w:t>
-      </w:r>
-    </w:p>
-    <w:p>
-      <w:pPr>
-        <w:pStyle w:val="ListBullet"/>
-      </w:pPr>
-      <w:r>
-        <w:t>Reporting and cadence. Once the data is flowing we settle a regular working session with the client and a written status between sessions, so the client hears from us on a schedule and not only when there is something to report.</w:t>
+        <w:t>Exhibits and status reporting: I will assemble the status packs and keep the exhibits consistent from one report to the next, and treat any chart without a stated source as unfinished.</w:t>
       </w:r>
     </w:p>
     <w:p>
@@ -82,52 +71,22 @@
         <w:pStyle w:val="Heading2"/>
       </w:pPr>
       <w:r>
-        <w:t>The first two weeks</w:t>
-      </w:r>
-    </w:p>
-    <w:p>
-      <w:pPr>
-        <w:pStyle w:val="ListBullet"/>
-      </w:pPr>
-      <w:r>
-        <w:t>James Green drafts the data request as a single itemized list, with the account mapping and the field definitions attached, addressed to James Keller's office. We send one request, not a trickle.</w:t>
-      </w:r>
-    </w:p>
-    <w:p>
-      <w:pPr>
-        <w:pStyle w:val="ListBullet"/>
-      </w:pPr>
-      <w:r>
-        <w:t>We agree the interview list among ourselves before asking the client for any calendar time: who sets prices, who buys the main inputs, who manages the largest accounts.</w:t>
-      </w:r>
-    </w:p>
-    <w:p>
-      <w:pPr>
-        <w:pStyle w:val="ListBullet"/>
-      </w:pPr>
-      <w:r>
-        <w:t>I set up the shared workbook where incoming data lands, so the team reconciles against one copy rather than several, and we can see at a glance what is still outstanding.</w:t>
-      </w:r>
-    </w:p>
-    <w:p>
-      <w:pPr>
-        <w:pStyle w:val="ListBullet"/>
-      </w:pPr>
-      <w:r>
-        <w:t>Jason Torres and James Green settle the reconciliation approach for the cost baseline before the first numbers arrive, so we are not redoing the tie-out once it matters.</w:t>
-      </w:r>
-    </w:p>
-    <w:p>
-      <w:pPr>
-        <w:pStyle w:val="ListBullet"/>
-      </w:pPr>
-      <w:r>
-        <w:t>I open the running data log against the request, so anything that arrives is checked in and anything still missing stays visible to all of us.</w:t>
+        <w:t>The First Weeks</w:t>
       </w:r>
     </w:p>
     <w:p>
       <w:r>
-        <w:t>The immediate task is the data request and the interview list, both agreed among us and both out to James Keller's office by the end of the week. Once the first data is in and the baseline begins to tie, we will set the cadence for the working sessions with the client and put the standing dates on calendars. If anything in the plan needs adjusting as the data lands, raise it early rather than working around it.</w:t>
+        <w:t>For the coming week the priority is to get the data moving, so James Green will circulate the initial information request and Jason Torres will confirm a standing time for our working sessions with James Keller and his team. Because our first report to the client will land before the analysis is finished, I will set up the status-pack template now, so that we are not arguing about format when the substance is ready.</w:t>
+      </w:r>
+    </w:p>
+    <w:p>
+      <w:r>
+        <w:t>On reporting, we will send the client a status pack on a regular cadence rather than only when there is news, because a client who hears from us on a schedule is a client who is not left guessing between reports. I will draft the first one for internal review before it goes out, so that we agree on the shape of it while the stakes are low.</w:t>
+      </w:r>
+    </w:p>
+    <w:p>
+      <w:r>
+        <w:t>One request of everyone before we get deep into the work. If you already hold anything on Walker-Murray, from prior contact or public sources, send it to me this week so it goes into the file rather than sitting on a desk, and flag anything you think is stale so we do not build on it by mistake.</w:t>
       </w:r>
     </w:p>
     <w:sectPr>
